--- a/conference/annotation.docx
+++ b/conference/annotation.docx
@@ -5,17 +5,11 @@
     <w:p>
       <w:pPr>
         <w:pStyle w:val="CTDA"/>
-        <w:rPr>
-          <w:sz w:val="28"/>
-          <w:szCs w:val="28"/>
-        </w:rPr>
+        <w:rPr/>
       </w:pPr>
       <w:r>
-        <w:rPr>
-          <w:sz w:val="28"/>
-          <w:szCs w:val="28"/>
-        </w:rPr>
-        <w:t>DEVELOPMENT OF A SECURE REMOTE VIRTUALIZATION SYSTEM</w:t>
+        <w:rPr/>
+        <w:t>DEVELOPMENT OF A SECURE REMOTE VIRTUALIZATION SYSTEM WITH INTELLIGENT USER BEHAVIOR ANALYSIS</w:t>
       </w:r>
     </w:p>
     <w:p>
@@ -37,16 +31,12 @@
     <w:p>
       <w:pPr>
         <w:pStyle w:val="Style6"/>
-        <w:rPr>
-          <w:sz w:val="28"/>
-          <w:szCs w:val="28"/>
-        </w:rPr>
+        <w:rPr/>
       </w:pPr>
       <w:r>
         <w:rPr>
           <w:i/>
-          <w:sz w:val="28"/>
-          <w:szCs w:val="28"/>
+          <w:sz w:val="24"/>
         </w:rPr>
         <w:t>Belarusian State University, Nezavisimosti Av., 4,</w:t>
         <w:br/>
@@ -55,86 +45,58 @@
       <w:r>
         <w:rPr>
           <w:i/>
-          <w:sz w:val="28"/>
-          <w:szCs w:val="28"/>
-          <w:lang w:val="ru-RU"/>
+          <w:sz w:val="24"/>
         </w:rPr>
-        <w:t>rct.dubina@bsu.by</w:t>
-      </w:r>
-    </w:p>
-    <w:p>
-      <w:pPr>
-        <w:pStyle w:val="Style7"/>
-        <w:rPr>
-          <w:sz w:val="24"/>
-          <w:szCs w:val="24"/>
-        </w:rPr>
-      </w:pPr>
-      <w:r>
-        <w:rPr>
-          <w:sz w:val="24"/>
-          <w:szCs w:val="24"/>
-        </w:rPr>
-        <w:t>The architecture and implementation of a system for secure remote access to containerized environments with hardware-based cryptographic key storage on an ESP32-C3 microcontroller are presented. The system provides generation, encryption, and usage of Ed25519 keys directly on the microcontroller, eliminating the storage of private keys on the user's computer. An SSH agent protocol is implemented via a serial bridge in Python, a Go client for authentication, and a C manager for LXD container management with LUKS volume encryption. Testing results confirm the correctness of cryptographic operations and acceptable signing performance (under 250 ms).</w:t>
-      </w:r>
-    </w:p>
-    <w:p>
-      <w:pPr>
-        <w:pStyle w:val="Style8"/>
-        <w:widowControl/>
-        <w:bidi w:val="0"/>
-        <w:spacing w:lineRule="auto" w:line="240" w:before="0" w:after="360"/>
-        <w:ind w:firstLine="567"/>
-        <w:jc w:val="both"/>
-        <w:rPr>
-          <w:sz w:val="24"/>
-          <w:szCs w:val="24"/>
-        </w:rPr>
-      </w:pPr>
-      <w:r>
-        <w:rPr>
-          <w:b/>
-          <w:bCs/>
-          <w:i w:val="false"/>
-          <w:iCs w:val="false"/>
-          <w:sz w:val="24"/>
-          <w:szCs w:val="24"/>
-        </w:rPr>
-        <w:t>Keywords</w:t>
+        <w:t>rct.dubina</w:t>
       </w:r>
       <w:r>
         <w:rPr>
           <w:i/>
           <w:sz w:val="24"/>
-          <w:szCs w:val="24"/>
         </w:rPr>
-        <w:t xml:space="preserve">: </w:t>
+        <w:t>@bsu.by</w:t>
+      </w:r>
+    </w:p>
+    <w:p>
+      <w:pPr>
+        <w:pStyle w:val="Style7"/>
+        <w:rPr/>
+      </w:pPr>
+      <w:r>
+        <w:rPr/>
+        <w:t>A system for secure remote access to containerized environments with hardware-based Ed25519 key storage on an ESP32-C3 microcontroller and two-level user behavior analysis is presented. The first level performs statistical anomaly detection in session patterns (z-score), the second analyzes command history using a local Qwen2.5 language model with five-layer prompt injection defense.</w:t>
+      </w:r>
+    </w:p>
+    <w:p>
+      <w:pPr>
+        <w:pStyle w:val="Style8"/>
+        <w:rPr/>
+      </w:pPr>
+      <w:r>
+        <w:rPr>
+          <w:i/>
+          <w:sz w:val="24"/>
+        </w:rPr>
+        <w:t xml:space="preserve">Keywords: </w:t>
       </w:r>
       <w:r>
         <w:rPr>
           <w:sz w:val="24"/>
-          <w:szCs w:val="24"/>
         </w:rPr>
-        <w:t>hardware key storage; ESP32; Ed25519; SSH agent; container virtualization; LXD; LUKS; cryptography.</w:t>
+        <w:t>hardware key storage; ESP32; Ed25519; SSH agent; container virtualization; LXD; LUKS; anomaly detection; LLM; Ollama.</w:t>
       </w:r>
     </w:p>
     <w:p>
       <w:pPr>
         <w:pStyle w:val="Style8"/>
-        <w:widowControl/>
-        <w:bidi w:val="0"/>
-        <w:spacing w:lineRule="auto" w:line="240" w:before="0" w:after="360"/>
-        <w:ind w:firstLine="567"/>
-        <w:jc w:val="both"/>
         <w:rPr>
+          <w:rFonts w:ascii="Times New Roman" w:hAnsi="Times New Roman"/>
           <w:sz w:val="24"/>
-          <w:szCs w:val="24"/>
         </w:rPr>
       </w:pPr>
       <w:r>
         <w:rPr>
           <w:sz w:val="24"/>
-          <w:szCs w:val="24"/>
         </w:rPr>
       </w:r>
     </w:p>
@@ -142,60 +104,41 @@
       <w:pPr>
         <w:pStyle w:val="CTDA"/>
         <w:rPr>
-          <w:sz w:val="28"/>
-          <w:szCs w:val="28"/>
           <w:lang w:val="ru-RU"/>
         </w:rPr>
       </w:pPr>
       <w:r>
         <w:rPr>
-          <w:sz w:val="28"/>
-          <w:szCs w:val="28"/>
           <w:lang w:val="ru-RU"/>
         </w:rPr>
-        <w:t>РАЗРАБОТКА ЗАЩИЩЁННОЙ СИСТЕМЫ УДАЛЁННОЙ ВИРТУАЛИЗАЦИИ</w:t>
+        <w:t>РАЗРАБОТКА ЗАЩИЩЁННОЙ СИСТЕМЫ УДАЛЁННОЙ ВИРТУАЛИЗАЦИИ С ИНТЕЛЛЕКТУАЛЬНЫМ АНАЛИЗОМ ПОВЕДЕНИЯ ПОЛЬЗОВАТЕЛЕЙ</w:t>
       </w:r>
     </w:p>
     <w:p>
       <w:pPr>
         <w:pStyle w:val="Style5"/>
         <w:rPr>
-          <w:sz w:val="28"/>
-          <w:szCs w:val="28"/>
           <w:lang w:val="ru-RU"/>
         </w:rPr>
       </w:pPr>
       <w:r>
         <w:rPr>
-          <w:sz w:val="28"/>
-          <w:szCs w:val="28"/>
           <w:lang w:val="ru-RU"/>
         </w:rPr>
-        <w:t xml:space="preserve">Д. В. Дубина, </w:t>
+        <w:t>Д. В. Дубина, С. Д. Рундыгин</w:t>
       </w:r>
+    </w:p>
+    <w:p>
+      <w:pPr>
+        <w:pStyle w:val="Style6"/>
+        <w:rPr>
+          <w:lang w:val="ru-RU"/>
+        </w:rPr>
+      </w:pPr>
       <w:r>
         <w:rPr>
           <w:i/>
-          <w:sz w:val="28"/>
-          <w:szCs w:val="28"/>
-          <w:lang w:val="ru-RU"/>
-        </w:rPr>
-        <w:t>С. Д. Рундыгин</w:t>
-      </w:r>
-    </w:p>
-    <w:p>
-      <w:pPr>
-        <w:pStyle w:val="Style6"/>
-        <w:rPr>
-          <w:sz w:val="28"/>
-          <w:szCs w:val="28"/>
-          <w:lang w:val="ru-RU"/>
-        </w:rPr>
-      </w:pPr>
-      <w:r>
-        <w:rPr>
-          <w:sz w:val="28"/>
-          <w:szCs w:val="28"/>
+          <w:sz w:val="24"/>
           <w:lang w:val="ru-RU"/>
         </w:rPr>
         <w:t>Белорусский государственный университет, пр. Независимости, 4,</w:t>
@@ -207,18 +150,14 @@
       <w:pPr>
         <w:pStyle w:val="Style7"/>
         <w:rPr>
-          <w:sz w:val="24"/>
-          <w:szCs w:val="24"/>
           <w:lang w:val="ru-RU"/>
         </w:rPr>
       </w:pPr>
       <w:r>
         <w:rPr>
-          <w:sz w:val="24"/>
-          <w:szCs w:val="24"/>
           <w:lang w:val="ru-RU"/>
         </w:rPr>
-        <w:t>Представлена архитектура и реализация системы безопасного удалённого доступа к контейнерным средам с аппаратным хранением криптографических ключей на микроконтроллере ESP32-C3. Система обеспечивает генерацию, шифрование и использование ключей Ed25519 непосредственно на микроконтроллере, исключая хранение приватных ключей на компьютере пользователя. Реализован протокол SSH-агента через серийный мост на Python, Go-клиент для аутентификации и C-менеджер для управления LXD-контейнерами с LUKS-шифрованием томов. Результаты тестирования подтверждают корректность криптографических операций и приемлемую производительность подписи (менее 250 мс).</w:t>
+        <w:t>Представлена система безопасного удалённого доступа к контейнерным средам с аппаратным хранением ключей Ed25519 на микроконтроллере ESP32-C3 и двухуровневым анализом поведения пользователей. Первый уровень выполняет статистическое обнаружение аномалий в сессионных паттернах (z-score), второй — анализ истории команд локальной языковой моделью Qwen2.5 с пятиуровневой защитой от инъекций в промпт.</w:t>
       </w:r>
     </w:p>
     <w:p>
@@ -226,8 +165,6 @@
         <w:pStyle w:val="Style8"/>
         <w:spacing w:before="0" w:after="360"/>
         <w:rPr>
-          <w:sz w:val="24"/>
-          <w:szCs w:val="24"/>
           <w:lang w:val="ru-RU"/>
         </w:rPr>
       </w:pPr>
@@ -235,8 +172,8 @@
         <w:rPr>
           <w:b/>
           <w:bCs/>
-          <w:sz w:val="24"/>
-          <w:szCs w:val="24"/>
+          <w:i w:val="false"/>
+          <w:iCs w:val="false"/>
           <w:lang w:val="ru-RU"/>
         </w:rPr>
         <w:t>Ключевые слова</w:t>
@@ -244,19 +181,15 @@
       <w:r>
         <w:rPr>
           <w:i/>
-          <w:sz w:val="24"/>
-          <w:szCs w:val="24"/>
           <w:lang w:val="ru-RU"/>
         </w:rPr>
         <w:t xml:space="preserve">: </w:t>
       </w:r>
       <w:r>
         <w:rPr>
-          <w:sz w:val="24"/>
-          <w:szCs w:val="24"/>
           <w:lang w:val="ru-RU"/>
         </w:rPr>
-        <w:t>аппаратное хранение ключей; ESP32; Ed25519; SSH-агент; контейнерная виртуализация; LXD; LUKS; криптография.</w:t>
+        <w:t>аппаратное хранение ключей; ESP32; Ed25519; SSH-агент; контейнерная виртуализация; LXD; LUKS; обнаружение аномалий; LLM; Ollama.</w:t>
       </w:r>
     </w:p>
     <w:sectPr>
@@ -301,7 +234,6 @@
         </w:tabs>
         <w:ind w:start="1080" w:hanging="360"/>
       </w:pPr>
-      <w:rPr/>
     </w:lvl>
     <w:lvl w:ilvl="2">
       <w:start w:val="1"/>
@@ -314,7 +246,6 @@
         </w:tabs>
         <w:ind w:start="1440" w:hanging="360"/>
       </w:pPr>
-      <w:rPr/>
     </w:lvl>
     <w:lvl w:ilvl="3">
       <w:start w:val="1"/>
@@ -327,7 +258,6 @@
         </w:tabs>
         <w:ind w:start="1800" w:hanging="360"/>
       </w:pPr>
-      <w:rPr/>
     </w:lvl>
     <w:lvl w:ilvl="4">
       <w:start w:val="1"/>
@@ -340,7 +270,6 @@
         </w:tabs>
         <w:ind w:start="2160" w:hanging="360"/>
       </w:pPr>
-      <w:rPr/>
     </w:lvl>
     <w:lvl w:ilvl="5">
       <w:start w:val="1"/>
@@ -353,7 +282,6 @@
         </w:tabs>
         <w:ind w:start="2520" w:hanging="360"/>
       </w:pPr>
-      <w:rPr/>
     </w:lvl>
     <w:lvl w:ilvl="6">
       <w:start w:val="1"/>
@@ -366,7 +294,6 @@
         </w:tabs>
         <w:ind w:start="2880" w:hanging="360"/>
       </w:pPr>
-      <w:rPr/>
     </w:lvl>
     <w:lvl w:ilvl="7">
       <w:start w:val="1"/>
@@ -379,7 +306,6 @@
         </w:tabs>
         <w:ind w:start="3240" w:hanging="360"/>
       </w:pPr>
-      <w:rPr/>
     </w:lvl>
     <w:lvl w:ilvl="8">
       <w:start w:val="1"/>
@@ -392,7 +318,6 @@
         </w:tabs>
         <w:ind w:start="3600" w:hanging="360"/>
       </w:pPr>
-      <w:rPr/>
     </w:lvl>
   </w:abstractNum>
   <w:abstractNum w:abstractNumId="2">
@@ -422,7 +347,6 @@
         </w:tabs>
         <w:ind w:start="1080" w:hanging="360"/>
       </w:pPr>
-      <w:rPr/>
     </w:lvl>
     <w:lvl w:ilvl="2">
       <w:start w:val="1"/>
@@ -435,7 +359,6 @@
         </w:tabs>
         <w:ind w:start="1440" w:hanging="360"/>
       </w:pPr>
-      <w:rPr/>
     </w:lvl>
     <w:lvl w:ilvl="3">
       <w:start w:val="1"/>
@@ -448,7 +371,6 @@
         </w:tabs>
         <w:ind w:start="1800" w:hanging="360"/>
       </w:pPr>
-      <w:rPr/>
     </w:lvl>
     <w:lvl w:ilvl="4">
       <w:start w:val="1"/>
@@ -461,7 +383,6 @@
         </w:tabs>
         <w:ind w:start="2160" w:hanging="360"/>
       </w:pPr>
-      <w:rPr/>
     </w:lvl>
     <w:lvl w:ilvl="5">
       <w:start w:val="1"/>
@@ -474,7 +395,6 @@
         </w:tabs>
         <w:ind w:start="2520" w:hanging="360"/>
       </w:pPr>
-      <w:rPr/>
     </w:lvl>
     <w:lvl w:ilvl="6">
       <w:start w:val="1"/>
@@ -487,7 +407,6 @@
         </w:tabs>
         <w:ind w:start="2880" w:hanging="360"/>
       </w:pPr>
-      <w:rPr/>
     </w:lvl>
     <w:lvl w:ilvl="7">
       <w:start w:val="1"/>
@@ -500,7 +419,6 @@
         </w:tabs>
         <w:ind w:start="3240" w:hanging="360"/>
       </w:pPr>
-      <w:rPr/>
     </w:lvl>
     <w:lvl w:ilvl="8">
       <w:start w:val="1"/>
@@ -513,7 +431,6 @@
         </w:tabs>
         <w:ind w:start="3600" w:hanging="360"/>
       </w:pPr>
-      <w:rPr/>
     </w:lvl>
   </w:abstractNum>
   <w:abstractNum w:abstractNumId="3">
@@ -543,7 +460,6 @@
         </w:tabs>
         <w:ind w:start="1080" w:hanging="360"/>
       </w:pPr>
-      <w:rPr/>
     </w:lvl>
     <w:lvl w:ilvl="2">
       <w:start w:val="1"/>
@@ -556,7 +472,6 @@
         </w:tabs>
         <w:ind w:start="1440" w:hanging="360"/>
       </w:pPr>
-      <w:rPr/>
     </w:lvl>
     <w:lvl w:ilvl="3">
       <w:start w:val="1"/>
@@ -569,7 +484,6 @@
         </w:tabs>
         <w:ind w:start="1800" w:hanging="360"/>
       </w:pPr>
-      <w:rPr/>
     </w:lvl>
     <w:lvl w:ilvl="4">
       <w:start w:val="1"/>
@@ -582,7 +496,6 @@
         </w:tabs>
         <w:ind w:start="2160" w:hanging="360"/>
       </w:pPr>
-      <w:rPr/>
     </w:lvl>
     <w:lvl w:ilvl="5">
       <w:start w:val="1"/>
@@ -595,7 +508,6 @@
         </w:tabs>
         <w:ind w:start="2520" w:hanging="360"/>
       </w:pPr>
-      <w:rPr/>
     </w:lvl>
     <w:lvl w:ilvl="6">
       <w:start w:val="1"/>
@@ -608,7 +520,6 @@
         </w:tabs>
         <w:ind w:start="2880" w:hanging="360"/>
       </w:pPr>
-      <w:rPr/>
     </w:lvl>
     <w:lvl w:ilvl="7">
       <w:start w:val="1"/>
@@ -621,7 +532,6 @@
         </w:tabs>
         <w:ind w:start="3240" w:hanging="360"/>
       </w:pPr>
-      <w:rPr/>
     </w:lvl>
     <w:lvl w:ilvl="8">
       <w:start w:val="1"/>
@@ -634,7 +544,6 @@
         </w:tabs>
         <w:ind w:start="3600" w:hanging="360"/>
       </w:pPr>
-      <w:rPr/>
     </w:lvl>
   </w:abstractNum>
   <w:abstractNum w:abstractNumId="4">
@@ -662,7 +571,6 @@
         </w:tabs>
         <w:ind w:start="1080" w:hanging="360"/>
       </w:pPr>
-      <w:rPr/>
     </w:lvl>
     <w:lvl w:ilvl="2">
       <w:start w:val="1"/>
@@ -675,7 +583,6 @@
         </w:tabs>
         <w:ind w:start="1440" w:hanging="360"/>
       </w:pPr>
-      <w:rPr/>
     </w:lvl>
     <w:lvl w:ilvl="3">
       <w:start w:val="1"/>
@@ -688,7 +595,6 @@
         </w:tabs>
         <w:ind w:start="1800" w:hanging="360"/>
       </w:pPr>
-      <w:rPr/>
     </w:lvl>
     <w:lvl w:ilvl="4">
       <w:start w:val="1"/>
@@ -701,7 +607,6 @@
         </w:tabs>
         <w:ind w:start="2160" w:hanging="360"/>
       </w:pPr>
-      <w:rPr/>
     </w:lvl>
     <w:lvl w:ilvl="5">
       <w:start w:val="1"/>
@@ -714,7 +619,6 @@
         </w:tabs>
         <w:ind w:start="2520" w:hanging="360"/>
       </w:pPr>
-      <w:rPr/>
     </w:lvl>
     <w:lvl w:ilvl="6">
       <w:start w:val="1"/>
@@ -727,7 +631,6 @@
         </w:tabs>
         <w:ind w:start="2880" w:hanging="360"/>
       </w:pPr>
-      <w:rPr/>
     </w:lvl>
     <w:lvl w:ilvl="7">
       <w:start w:val="1"/>
@@ -740,7 +643,6 @@
         </w:tabs>
         <w:ind w:start="3240" w:hanging="360"/>
       </w:pPr>
-      <w:rPr/>
     </w:lvl>
     <w:lvl w:ilvl="8">
       <w:start w:val="1"/>
@@ -753,7 +655,6 @@
         </w:tabs>
         <w:ind w:start="3600" w:hanging="360"/>
       </w:pPr>
-      <w:rPr/>
     </w:lvl>
   </w:abstractNum>
   <w:abstractNum w:abstractNumId="5">
@@ -781,7 +682,6 @@
         </w:tabs>
         <w:ind w:start="1080" w:hanging="360"/>
       </w:pPr>
-      <w:rPr/>
     </w:lvl>
     <w:lvl w:ilvl="2">
       <w:start w:val="1"/>
@@ -794,7 +694,6 @@
         </w:tabs>
         <w:ind w:start="1440" w:hanging="360"/>
       </w:pPr>
-      <w:rPr/>
     </w:lvl>
     <w:lvl w:ilvl="3">
       <w:start w:val="1"/>
@@ -807,7 +706,6 @@
         </w:tabs>
         <w:ind w:start="1800" w:hanging="360"/>
       </w:pPr>
-      <w:rPr/>
     </w:lvl>
     <w:lvl w:ilvl="4">
       <w:start w:val="1"/>
@@ -820,7 +718,6 @@
         </w:tabs>
         <w:ind w:start="2160" w:hanging="360"/>
       </w:pPr>
-      <w:rPr/>
     </w:lvl>
     <w:lvl w:ilvl="5">
       <w:start w:val="1"/>
@@ -833,7 +730,6 @@
         </w:tabs>
         <w:ind w:start="2520" w:hanging="360"/>
       </w:pPr>
-      <w:rPr/>
     </w:lvl>
     <w:lvl w:ilvl="6">
       <w:start w:val="1"/>
@@ -846,7 +742,6 @@
         </w:tabs>
         <w:ind w:start="2880" w:hanging="360"/>
       </w:pPr>
-      <w:rPr/>
     </w:lvl>
     <w:lvl w:ilvl="7">
       <w:start w:val="1"/>
@@ -859,7 +754,6 @@
         </w:tabs>
         <w:ind w:start="3240" w:hanging="360"/>
       </w:pPr>
-      <w:rPr/>
     </w:lvl>
     <w:lvl w:ilvl="8">
       <w:start w:val="1"/>
@@ -872,7 +766,6 @@
         </w:tabs>
         <w:ind w:start="3600" w:hanging="360"/>
       </w:pPr>
-      <w:rPr/>
     </w:lvl>
   </w:abstractNum>
   <w:abstractNum w:abstractNumId="6">
@@ -900,7 +793,6 @@
         </w:tabs>
         <w:ind w:start="1080" w:hanging="360"/>
       </w:pPr>
-      <w:rPr/>
     </w:lvl>
     <w:lvl w:ilvl="2">
       <w:start w:val="1"/>
@@ -913,7 +805,6 @@
         </w:tabs>
         <w:ind w:start="1440" w:hanging="360"/>
       </w:pPr>
-      <w:rPr/>
     </w:lvl>
     <w:lvl w:ilvl="3">
       <w:start w:val="1"/>
@@ -926,7 +817,6 @@
         </w:tabs>
         <w:ind w:start="1800" w:hanging="360"/>
       </w:pPr>
-      <w:rPr/>
     </w:lvl>
     <w:lvl w:ilvl="4">
       <w:start w:val="1"/>
@@ -939,7 +829,6 @@
         </w:tabs>
         <w:ind w:start="2160" w:hanging="360"/>
       </w:pPr>
-      <w:rPr/>
     </w:lvl>
     <w:lvl w:ilvl="5">
       <w:start w:val="1"/>
@@ -952,7 +841,6 @@
         </w:tabs>
         <w:ind w:start="2520" w:hanging="360"/>
       </w:pPr>
-      <w:rPr/>
     </w:lvl>
     <w:lvl w:ilvl="6">
       <w:start w:val="1"/>
@@ -965,7 +853,6 @@
         </w:tabs>
         <w:ind w:start="2880" w:hanging="360"/>
       </w:pPr>
-      <w:rPr/>
     </w:lvl>
     <w:lvl w:ilvl="7">
       <w:start w:val="1"/>
@@ -978,7 +865,6 @@
         </w:tabs>
         <w:ind w:start="3240" w:hanging="360"/>
       </w:pPr>
-      <w:rPr/>
     </w:lvl>
     <w:lvl w:ilvl="8">
       <w:start w:val="1"/>
@@ -991,7 +877,6 @@
         </w:tabs>
         <w:ind w:start="3600" w:hanging="360"/>
       </w:pPr>
-      <w:rPr/>
     </w:lvl>
   </w:abstractNum>
   <w:abstractNum w:abstractNumId="7">
@@ -1142,7 +1027,7 @@
   <w:docDefaults>
     <w:rPrDefault>
       <w:rPr>
-        <w:rFonts w:ascii="Cambria" w:hAnsi="Cambria" w:eastAsia="" w:cs="" w:asciiTheme="minorHAnsi" w:cstheme="minorBidi" w:eastAsiaTheme="minorEastAsia" w:hAnsiTheme="minorHAnsi"/>
+        <w:rFonts w:ascii="Cambria" w:hAnsi="Cambria" w:eastAsia="ＭＳ 明朝" w:cs="" w:asciiTheme="minorHAnsi" w:cstheme="minorBidi" w:eastAsiaTheme="minorEastAsia" w:hAnsiTheme="minorHAnsi"/>
         <w:sz w:val="22"/>
         <w:szCs w:val="22"/>
         <w:lang w:val="en-US" w:eastAsia="en-US" w:bidi="ar-SA"/>
@@ -1299,7 +1184,6 @@
     <w:rsid w:val="00fc693f"/>
     <w:pPr>
       <w:widowControl/>
-      <w:suppressAutoHyphens w:val="true"/>
       <w:bidi w:val="0"/>
       <w:spacing w:lineRule="auto" w:line="240" w:before="0" w:after="0"/>
       <w:ind w:firstLine="567"/>
@@ -1309,7 +1193,7 @@
       <w:rFonts w:ascii="Times New Roman" w:hAnsi="Times New Roman" w:eastAsia="ＭＳ 明朝" w:cs=""/>
       <w:color w:val="000000"/>
       <w:kern w:val="0"/>
-      <w:sz w:val="22"/>
+      <w:sz w:val="28"/>
       <w:szCs w:val="22"/>
       <w:lang w:val="en-US" w:eastAsia="en-US" w:bidi="ar-SA"/>
     </w:rPr>
@@ -1329,7 +1213,7 @@
       <w:outlineLvl w:val="0"/>
     </w:pPr>
     <w:rPr>
-      <w:rFonts w:ascii="Calibri" w:hAnsi="Calibri" w:eastAsia="" w:cs="" w:asciiTheme="majorHAnsi" w:cstheme="majorBidi" w:eastAsiaTheme="majorEastAsia" w:hAnsiTheme="majorHAnsi"/>
+      <w:rFonts w:ascii="Calibri" w:hAnsi="Calibri" w:eastAsia="ＭＳ ゴシック" w:cs="" w:asciiTheme="majorHAnsi" w:cstheme="majorBidi" w:eastAsiaTheme="majorEastAsia" w:hAnsiTheme="majorHAnsi"/>
       <w:b/>
       <w:bCs/>
       <w:color w:themeColor="accent1" w:themeShade="bf" w:val="365F91"/>
@@ -1353,7 +1237,7 @@
       <w:outlineLvl w:val="1"/>
     </w:pPr>
     <w:rPr>
-      <w:rFonts w:ascii="Calibri" w:hAnsi="Calibri" w:eastAsia="" w:cs="" w:asciiTheme="majorHAnsi" w:cstheme="majorBidi" w:eastAsiaTheme="majorEastAsia" w:hAnsiTheme="majorHAnsi"/>
+      <w:rFonts w:ascii="Calibri" w:hAnsi="Calibri" w:eastAsia="ＭＳ ゴシック" w:cs="" w:asciiTheme="majorHAnsi" w:cstheme="majorBidi" w:eastAsiaTheme="majorEastAsia" w:hAnsiTheme="majorHAnsi"/>
       <w:b/>
       <w:bCs/>
       <w:color w:themeColor="accent1" w:val="4F81BD"/>
@@ -1377,7 +1261,7 @@
       <w:outlineLvl w:val="2"/>
     </w:pPr>
     <w:rPr>
-      <w:rFonts w:ascii="Calibri" w:hAnsi="Calibri" w:eastAsia="" w:cs="" w:asciiTheme="majorHAnsi" w:cstheme="majorBidi" w:eastAsiaTheme="majorEastAsia" w:hAnsiTheme="majorHAnsi"/>
+      <w:rFonts w:ascii="Calibri" w:hAnsi="Calibri" w:eastAsia="ＭＳ ゴシック" w:cs="" w:asciiTheme="majorHAnsi" w:cstheme="majorBidi" w:eastAsiaTheme="majorEastAsia" w:hAnsiTheme="majorHAnsi"/>
       <w:b/>
       <w:bCs/>
       <w:color w:themeColor="accent1" w:val="4F81BD"/>
@@ -1400,7 +1284,7 @@
       <w:outlineLvl w:val="3"/>
     </w:pPr>
     <w:rPr>
-      <w:rFonts w:ascii="Calibri" w:hAnsi="Calibri" w:eastAsia="" w:cs="" w:asciiTheme="majorHAnsi" w:cstheme="majorBidi" w:eastAsiaTheme="majorEastAsia" w:hAnsiTheme="majorHAnsi"/>
+      <w:rFonts w:ascii="Calibri" w:hAnsi="Calibri" w:eastAsia="ＭＳ ゴシック" w:cs="" w:asciiTheme="majorHAnsi" w:cstheme="majorBidi" w:eastAsiaTheme="majorEastAsia" w:hAnsiTheme="majorHAnsi"/>
       <w:b/>
       <w:bCs/>
       <w:i/>
@@ -1425,7 +1309,7 @@
       <w:outlineLvl w:val="4"/>
     </w:pPr>
     <w:rPr>
-      <w:rFonts w:ascii="Calibri" w:hAnsi="Calibri" w:eastAsia="" w:cs="" w:asciiTheme="majorHAnsi" w:cstheme="majorBidi" w:eastAsiaTheme="majorEastAsia" w:hAnsiTheme="majorHAnsi"/>
+      <w:rFonts w:ascii="Calibri" w:hAnsi="Calibri" w:eastAsia="ＭＳ ゴシック" w:cs="" w:asciiTheme="majorHAnsi" w:cstheme="majorBidi" w:eastAsiaTheme="majorEastAsia" w:hAnsiTheme="majorHAnsi"/>
       <w:color w:themeColor="accent1" w:themeShade="7f" w:val="243F60"/>
     </w:rPr>
   </w:style>
@@ -1446,7 +1330,7 @@
       <w:outlineLvl w:val="5"/>
     </w:pPr>
     <w:rPr>
-      <w:rFonts w:ascii="Calibri" w:hAnsi="Calibri" w:eastAsia="" w:cs="" w:asciiTheme="majorHAnsi" w:cstheme="majorBidi" w:eastAsiaTheme="majorEastAsia" w:hAnsiTheme="majorHAnsi"/>
+      <w:rFonts w:ascii="Calibri" w:hAnsi="Calibri" w:eastAsia="ＭＳ ゴシック" w:cs="" w:asciiTheme="majorHAnsi" w:cstheme="majorBidi" w:eastAsiaTheme="majorEastAsia" w:hAnsiTheme="majorHAnsi"/>
       <w:i/>
       <w:iCs/>
       <w:color w:themeColor="accent1" w:themeShade="7f" w:val="243F60"/>
@@ -1469,7 +1353,7 @@
       <w:outlineLvl w:val="6"/>
     </w:pPr>
     <w:rPr>
-      <w:rFonts w:ascii="Calibri" w:hAnsi="Calibri" w:eastAsia="" w:cs="" w:asciiTheme="majorHAnsi" w:cstheme="majorBidi" w:eastAsiaTheme="majorEastAsia" w:hAnsiTheme="majorHAnsi"/>
+      <w:rFonts w:ascii="Calibri" w:hAnsi="Calibri" w:eastAsia="ＭＳ ゴシック" w:cs="" w:asciiTheme="majorHAnsi" w:cstheme="majorBidi" w:eastAsiaTheme="majorEastAsia" w:hAnsiTheme="majorHAnsi"/>
       <w:i/>
       <w:iCs/>
       <w:color w:themeColor="text1" w:themeTint="bf" w:val="404040"/>
@@ -1492,7 +1376,7 @@
       <w:outlineLvl w:val="7"/>
     </w:pPr>
     <w:rPr>
-      <w:rFonts w:ascii="Calibri" w:hAnsi="Calibri" w:eastAsia="" w:cs="" w:asciiTheme="majorHAnsi" w:cstheme="majorBidi" w:eastAsiaTheme="majorEastAsia" w:hAnsiTheme="majorHAnsi"/>
+      <w:rFonts w:ascii="Calibri" w:hAnsi="Calibri" w:eastAsia="ＭＳ ゴシック" w:cs="" w:asciiTheme="majorHAnsi" w:cstheme="majorBidi" w:eastAsiaTheme="majorEastAsia" w:hAnsiTheme="majorHAnsi"/>
       <w:color w:themeColor="accent1" w:val="4F81BD"/>
       <w:sz w:val="20"/>
       <w:szCs w:val="20"/>
@@ -1515,7 +1399,7 @@
       <w:outlineLvl w:val="8"/>
     </w:pPr>
     <w:rPr>
-      <w:rFonts w:ascii="Calibri" w:hAnsi="Calibri" w:eastAsia="" w:cs="" w:asciiTheme="majorHAnsi" w:cstheme="majorBidi" w:eastAsiaTheme="majorEastAsia" w:hAnsiTheme="majorHAnsi"/>
+      <w:rFonts w:ascii="Calibri" w:hAnsi="Calibri" w:eastAsia="ＭＳ ゴシック" w:cs="" w:asciiTheme="majorHAnsi" w:cstheme="majorBidi" w:eastAsiaTheme="majorEastAsia" w:hAnsiTheme="majorHAnsi"/>
       <w:i/>
       <w:iCs/>
       <w:color w:themeColor="text1" w:themeTint="bf" w:val="404040"/>
@@ -1557,7 +1441,7 @@
     <w:qFormat/>
     <w:rsid w:val="00fc693f"/>
     <w:rPr>
-      <w:rFonts w:ascii="Calibri" w:hAnsi="Calibri" w:eastAsia="" w:cs="" w:asciiTheme="majorHAnsi" w:cstheme="majorBidi" w:eastAsiaTheme="majorEastAsia" w:hAnsiTheme="majorHAnsi"/>
+      <w:rFonts w:ascii="Calibri" w:hAnsi="Calibri" w:eastAsia="ＭＳ ゴシック" w:cs="" w:asciiTheme="majorHAnsi" w:cstheme="majorBidi" w:eastAsiaTheme="majorEastAsia" w:hAnsiTheme="majorHAnsi"/>
       <w:b/>
       <w:bCs/>
       <w:color w:themeColor="accent1" w:themeShade="bf" w:val="365F91"/>
@@ -1573,7 +1457,7 @@
     <w:qFormat/>
     <w:rsid w:val="00fc693f"/>
     <w:rPr>
-      <w:rFonts w:ascii="Calibri" w:hAnsi="Calibri" w:eastAsia="" w:cs="" w:asciiTheme="majorHAnsi" w:cstheme="majorBidi" w:eastAsiaTheme="majorEastAsia" w:hAnsiTheme="majorHAnsi"/>
+      <w:rFonts w:ascii="Calibri" w:hAnsi="Calibri" w:eastAsia="ＭＳ ゴシック" w:cs="" w:asciiTheme="majorHAnsi" w:cstheme="majorBidi" w:eastAsiaTheme="majorEastAsia" w:hAnsiTheme="majorHAnsi"/>
       <w:b/>
       <w:bCs/>
       <w:color w:themeColor="accent1" w:val="4F81BD"/>
@@ -1589,7 +1473,7 @@
     <w:qFormat/>
     <w:rsid w:val="00fc693f"/>
     <w:rPr>
-      <w:rFonts w:ascii="Calibri" w:hAnsi="Calibri" w:eastAsia="" w:cs="" w:asciiTheme="majorHAnsi" w:cstheme="majorBidi" w:eastAsiaTheme="majorEastAsia" w:hAnsiTheme="majorHAnsi"/>
+      <w:rFonts w:ascii="Calibri" w:hAnsi="Calibri" w:eastAsia="ＭＳ ゴシック" w:cs="" w:asciiTheme="majorHAnsi" w:cstheme="majorBidi" w:eastAsiaTheme="majorEastAsia" w:hAnsiTheme="majorHAnsi"/>
       <w:b/>
       <w:bCs/>
       <w:color w:themeColor="accent1" w:val="4F81BD"/>
@@ -1603,7 +1487,7 @@
     <w:qFormat/>
     <w:rsid w:val="00fc693f"/>
     <w:rPr>
-      <w:rFonts w:ascii="Calibri" w:hAnsi="Calibri" w:eastAsia="" w:cs="" w:asciiTheme="majorHAnsi" w:cstheme="majorBidi" w:eastAsiaTheme="majorEastAsia" w:hAnsiTheme="majorHAnsi"/>
+      <w:rFonts w:ascii="Calibri" w:hAnsi="Calibri" w:eastAsia="ＭＳ ゴシック" w:cs="" w:asciiTheme="majorHAnsi" w:cstheme="majorBidi" w:eastAsiaTheme="majorEastAsia" w:hAnsiTheme="majorHAnsi"/>
       <w:color w:themeColor="text2" w:themeShade="bf" w:val="17365D"/>
       <w:spacing w:val="5"/>
       <w:kern w:val="2"/>
@@ -1619,7 +1503,7 @@
     <w:qFormat/>
     <w:rsid w:val="00fc693f"/>
     <w:rPr>
-      <w:rFonts w:ascii="Calibri" w:hAnsi="Calibri" w:eastAsia="" w:cs="" w:asciiTheme="majorHAnsi" w:cstheme="majorBidi" w:eastAsiaTheme="majorEastAsia" w:hAnsiTheme="majorHAnsi"/>
+      <w:rFonts w:ascii="Calibri" w:hAnsi="Calibri" w:eastAsia="ＭＳ ゴシック" w:cs="" w:asciiTheme="majorHAnsi" w:cstheme="majorBidi" w:eastAsiaTheme="majorEastAsia" w:hAnsiTheme="majorHAnsi"/>
       <w:i/>
       <w:iCs/>
       <w:color w:themeColor="accent1" w:val="4F81BD"/>
@@ -1692,7 +1576,7 @@
     <w:qFormat/>
     <w:rsid w:val="00fc693f"/>
     <w:rPr>
-      <w:rFonts w:ascii="Calibri" w:hAnsi="Calibri" w:eastAsia="" w:cs="" w:asciiTheme="majorHAnsi" w:cstheme="majorBidi" w:eastAsiaTheme="majorEastAsia" w:hAnsiTheme="majorHAnsi"/>
+      <w:rFonts w:ascii="Calibri" w:hAnsi="Calibri" w:eastAsia="ＭＳ ゴシック" w:cs="" w:asciiTheme="majorHAnsi" w:cstheme="majorBidi" w:eastAsiaTheme="majorEastAsia" w:hAnsiTheme="majorHAnsi"/>
       <w:b/>
       <w:bCs/>
       <w:i/>
@@ -1709,7 +1593,7 @@
     <w:qFormat/>
     <w:rsid w:val="00fc693f"/>
     <w:rPr>
-      <w:rFonts w:ascii="Calibri" w:hAnsi="Calibri" w:eastAsia="" w:cs="" w:asciiTheme="majorHAnsi" w:cstheme="majorBidi" w:eastAsiaTheme="majorEastAsia" w:hAnsiTheme="majorHAnsi"/>
+      <w:rFonts w:ascii="Calibri" w:hAnsi="Calibri" w:eastAsia="ＭＳ ゴシック" w:cs="" w:asciiTheme="majorHAnsi" w:cstheme="majorBidi" w:eastAsiaTheme="majorEastAsia" w:hAnsiTheme="majorHAnsi"/>
       <w:color w:themeColor="accent1" w:themeShade="7f" w:val="243F60"/>
     </w:rPr>
   </w:style>
@@ -1722,7 +1606,7 @@
     <w:qFormat/>
     <w:rsid w:val="00fc693f"/>
     <w:rPr>
-      <w:rFonts w:ascii="Calibri" w:hAnsi="Calibri" w:eastAsia="" w:cs="" w:asciiTheme="majorHAnsi" w:cstheme="majorBidi" w:eastAsiaTheme="majorEastAsia" w:hAnsiTheme="majorHAnsi"/>
+      <w:rFonts w:ascii="Calibri" w:hAnsi="Calibri" w:eastAsia="ＭＳ ゴシック" w:cs="" w:asciiTheme="majorHAnsi" w:cstheme="majorBidi" w:eastAsiaTheme="majorEastAsia" w:hAnsiTheme="majorHAnsi"/>
       <w:i/>
       <w:iCs/>
       <w:color w:themeColor="accent1" w:themeShade="7f" w:val="243F60"/>
@@ -1737,7 +1621,7 @@
     <w:qFormat/>
     <w:rsid w:val="00fc693f"/>
     <w:rPr>
-      <w:rFonts w:ascii="Calibri" w:hAnsi="Calibri" w:eastAsia="" w:cs="" w:asciiTheme="majorHAnsi" w:cstheme="majorBidi" w:eastAsiaTheme="majorEastAsia" w:hAnsiTheme="majorHAnsi"/>
+      <w:rFonts w:ascii="Calibri" w:hAnsi="Calibri" w:eastAsia="ＭＳ ゴシック" w:cs="" w:asciiTheme="majorHAnsi" w:cstheme="majorBidi" w:eastAsiaTheme="majorEastAsia" w:hAnsiTheme="majorHAnsi"/>
       <w:i/>
       <w:iCs/>
       <w:color w:themeColor="text1" w:themeTint="bf" w:val="404040"/>
@@ -1752,7 +1636,7 @@
     <w:qFormat/>
     <w:rsid w:val="00fc693f"/>
     <w:rPr>
-      <w:rFonts w:ascii="Calibri" w:hAnsi="Calibri" w:eastAsia="" w:cs="" w:asciiTheme="majorHAnsi" w:cstheme="majorBidi" w:eastAsiaTheme="majorEastAsia" w:hAnsiTheme="majorHAnsi"/>
+      <w:rFonts w:ascii="Calibri" w:hAnsi="Calibri" w:eastAsia="ＭＳ ゴシック" w:cs="" w:asciiTheme="majorHAnsi" w:cstheme="majorBidi" w:eastAsiaTheme="majorEastAsia" w:hAnsiTheme="majorHAnsi"/>
       <w:color w:themeColor="accent1" w:val="4F81BD"/>
       <w:sz w:val="20"/>
       <w:szCs w:val="20"/>
@@ -1767,7 +1651,7 @@
     <w:qFormat/>
     <w:rsid w:val="00fc693f"/>
     <w:rPr>
-      <w:rFonts w:ascii="Calibri" w:hAnsi="Calibri" w:eastAsia="" w:cs="" w:asciiTheme="majorHAnsi" w:cstheme="majorBidi" w:eastAsiaTheme="majorEastAsia" w:hAnsiTheme="majorHAnsi"/>
+      <w:rFonts w:ascii="Calibri" w:hAnsi="Calibri" w:eastAsia="ＭＳ ゴシック" w:cs="" w:asciiTheme="majorHAnsi" w:cstheme="majorBidi" w:eastAsiaTheme="majorEastAsia" w:hAnsiTheme="majorHAnsi"/>
       <w:i/>
       <w:iCs/>
       <w:color w:themeColor="text1" w:themeTint="bf" w:val="404040"/>
@@ -1997,13 +1881,12 @@
     <w:rsid w:val="00fc693f"/>
     <w:pPr>
       <w:widowControl/>
-      <w:suppressAutoHyphens w:val="true"/>
       <w:bidi w:val="0"/>
       <w:spacing w:lineRule="auto" w:line="240" w:before="0" w:after="0"/>
       <w:jc w:val="start"/>
     </w:pPr>
     <w:rPr>
-      <w:rFonts w:ascii="Cambria" w:hAnsi="Cambria" w:eastAsia="" w:cs="" w:asciiTheme="minorHAnsi" w:cstheme="minorBidi" w:eastAsiaTheme="minorEastAsia" w:hAnsiTheme="minorHAnsi"/>
+      <w:rFonts w:ascii="Cambria" w:hAnsi="Cambria" w:eastAsia="ＭＳ 明朝" w:cs="" w:asciiTheme="minorHAnsi" w:cstheme="minorBidi" w:eastAsiaTheme="minorEastAsia" w:hAnsiTheme="minorHAnsi"/>
       <w:color w:val="auto"/>
       <w:kern w:val="0"/>
       <w:sz w:val="22"/>
@@ -2027,7 +1910,7 @@
       <w:contextualSpacing/>
     </w:pPr>
     <w:rPr>
-      <w:rFonts w:ascii="Calibri" w:hAnsi="Calibri" w:eastAsia="" w:cs="" w:asciiTheme="majorHAnsi" w:cstheme="majorBidi" w:eastAsiaTheme="majorEastAsia" w:hAnsiTheme="majorHAnsi"/>
+      <w:rFonts w:ascii="Calibri" w:hAnsi="Calibri" w:eastAsia="ＭＳ ゴシック" w:cs="" w:asciiTheme="majorHAnsi" w:cstheme="majorBidi" w:eastAsiaTheme="majorEastAsia" w:hAnsiTheme="majorHAnsi"/>
       <w:color w:themeColor="text2" w:themeShade="bf" w:val="17365D"/>
       <w:spacing w:val="5"/>
       <w:kern w:val="2"/>
@@ -2045,7 +1928,7 @@
     <w:rsid w:val="00fc693f"/>
     <w:pPr/>
     <w:rPr>
-      <w:rFonts w:ascii="Calibri" w:hAnsi="Calibri" w:eastAsia="" w:cs="" w:asciiTheme="majorHAnsi" w:cstheme="majorBidi" w:eastAsiaTheme="majorEastAsia" w:hAnsiTheme="majorHAnsi"/>
+      <w:rFonts w:ascii="Calibri" w:hAnsi="Calibri" w:eastAsia="ＭＳ ゴシック" w:cs="" w:asciiTheme="majorHAnsi" w:cstheme="majorBidi" w:eastAsiaTheme="majorEastAsia" w:hAnsiTheme="majorHAnsi"/>
       <w:i/>
       <w:iCs/>
       <w:color w:themeColor="accent1" w:val="4F81BD"/>
@@ -2278,13 +2161,12 @@
         <w:tab w:val="left" w:pos="3456" w:leader="none"/>
         <w:tab w:val="left" w:pos="4032" w:leader="none"/>
       </w:tabs>
-      <w:suppressAutoHyphens w:val="true"/>
       <w:bidi w:val="0"/>
       <w:spacing w:lineRule="auto" w:line="276" w:before="0" w:after="200"/>
       <w:jc w:val="start"/>
     </w:pPr>
     <w:rPr>
-      <w:rFonts w:ascii="Courier" w:hAnsi="Courier" w:eastAsia="" w:cs="" w:cstheme="minorBidi" w:eastAsiaTheme="minorEastAsia"/>
+      <w:rFonts w:ascii="Courier" w:hAnsi="Courier" w:eastAsia="ＭＳ 明朝" w:cs="" w:cstheme="minorBidi" w:eastAsiaTheme="minorEastAsia"/>
       <w:color w:val="auto"/>
       <w:kern w:val="0"/>
       <w:sz w:val="20"/>
@@ -2355,7 +2237,6 @@
     <w:qFormat/>
     <w:pPr>
       <w:widowControl/>
-      <w:suppressAutoHyphens w:val="true"/>
       <w:bidi w:val="0"/>
       <w:spacing w:lineRule="auto" w:line="240" w:before="0" w:after="240"/>
       <w:jc w:val="center"/>
@@ -2366,7 +2247,7 @@
       <w:caps/>
       <w:color w:val="000000"/>
       <w:kern w:val="0"/>
-      <w:sz w:val="24"/>
+      <w:sz w:val="28"/>
       <w:szCs w:val="22"/>
       <w:lang w:val="en-US" w:eastAsia="en-US" w:bidi="ar-SA"/>
     </w:rPr>
@@ -2376,7 +2257,6 @@
     <w:qFormat/>
     <w:pPr>
       <w:widowControl/>
-      <w:suppressAutoHyphens w:val="true"/>
       <w:bidi w:val="0"/>
       <w:spacing w:lineRule="auto" w:line="240" w:before="0" w:after="0"/>
       <w:jc w:val="center"/>
@@ -2386,7 +2266,7 @@
       <w:b/>
       <w:color w:val="000000"/>
       <w:kern w:val="0"/>
-      <w:sz w:val="22"/>
+      <w:sz w:val="28"/>
       <w:szCs w:val="22"/>
       <w:lang w:val="en-US" w:eastAsia="en-US" w:bidi="ar-SA"/>
     </w:rPr>
@@ -2396,7 +2276,6 @@
     <w:qFormat/>
     <w:pPr>
       <w:widowControl/>
-      <w:suppressAutoHyphens w:val="true"/>
       <w:bidi w:val="0"/>
       <w:spacing w:lineRule="auto" w:line="240" w:before="0" w:after="240"/>
       <w:jc w:val="center"/>
@@ -2406,7 +2285,7 @@
       <w:i/>
       <w:color w:val="000000"/>
       <w:kern w:val="0"/>
-      <w:sz w:val="20"/>
+      <w:sz w:val="24"/>
       <w:szCs w:val="22"/>
       <w:lang w:val="en-US" w:eastAsia="en-US" w:bidi="ar-SA"/>
     </w:rPr>
@@ -2416,7 +2295,6 @@
     <w:qFormat/>
     <w:pPr>
       <w:widowControl/>
-      <w:suppressAutoHyphens w:val="true"/>
       <w:bidi w:val="0"/>
       <w:spacing w:lineRule="auto" w:line="240" w:before="0" w:after="120"/>
       <w:ind w:firstLine="567"/>
@@ -2426,7 +2304,7 @@
       <w:rFonts w:ascii="Times New Roman" w:hAnsi="Times New Roman" w:eastAsia="ＭＳ 明朝" w:cs=""/>
       <w:color w:val="000000"/>
       <w:kern w:val="0"/>
-      <w:sz w:val="20"/>
+      <w:sz w:val="24"/>
       <w:szCs w:val="22"/>
       <w:lang w:val="en-US" w:eastAsia="en-US" w:bidi="ar-SA"/>
     </w:rPr>
@@ -2436,7 +2314,6 @@
     <w:qFormat/>
     <w:pPr>
       <w:widowControl/>
-      <w:suppressAutoHyphens w:val="true"/>
       <w:bidi w:val="0"/>
       <w:spacing w:lineRule="auto" w:line="240" w:before="0" w:after="360"/>
       <w:ind w:firstLine="567"/>
@@ -2446,7 +2323,7 @@
       <w:rFonts w:ascii="Times New Roman" w:hAnsi="Times New Roman" w:eastAsia="ＭＳ 明朝" w:cs=""/>
       <w:color w:val="000000"/>
       <w:kern w:val="0"/>
-      <w:sz w:val="20"/>
+      <w:sz w:val="24"/>
       <w:szCs w:val="22"/>
       <w:lang w:val="en-US" w:eastAsia="en-US" w:bidi="ar-SA"/>
     </w:rPr>
@@ -5583,6 +5460,7 @@
       <w:pPr>
         <w:spacing w:before="0" w:after="0" w:line="240" w:lineRule="auto"/>
       </w:pPr>
+      <w:rPr/>
       <w:tblPr/>
       <w:tcPr>
         <w:tcBorders>
@@ -5728,6 +5606,7 @@
       <w:pPr>
         <w:spacing w:before="0" w:after="0" w:line="240" w:lineRule="auto"/>
       </w:pPr>
+      <w:rPr/>
       <w:tblPr/>
       <w:tcPr>
         <w:tcBorders>
@@ -5873,6 +5752,7 @@
       <w:pPr>
         <w:spacing w:before="0" w:after="0" w:line="240" w:lineRule="auto"/>
       </w:pPr>
+      <w:rPr/>
       <w:tblPr/>
       <w:tcPr>
         <w:tcBorders>
@@ -6018,6 +5898,7 @@
       <w:pPr>
         <w:spacing w:before="0" w:after="0" w:line="240" w:lineRule="auto"/>
       </w:pPr>
+      <w:rPr/>
       <w:tblPr/>
       <w:tcPr>
         <w:tcBorders>
@@ -6163,6 +6044,7 @@
       <w:pPr>
         <w:spacing w:before="0" w:after="0" w:line="240" w:lineRule="auto"/>
       </w:pPr>
+      <w:rPr/>
       <w:tblPr/>
       <w:tcPr>
         <w:tcBorders>
@@ -6308,6 +6190,7 @@
       <w:pPr>
         <w:spacing w:before="0" w:after="0" w:line="240" w:lineRule="auto"/>
       </w:pPr>
+      <w:rPr/>
       <w:tblPr/>
       <w:tcPr>
         <w:tcBorders>
@@ -6453,6 +6336,7 @@
       <w:pPr>
         <w:spacing w:before="0" w:after="0" w:line="240" w:lineRule="auto"/>
       </w:pPr>
+      <w:rPr/>
       <w:tblPr/>
       <w:tcPr>
         <w:tcBorders>

--- a/conference/annotation.docx
+++ b/conference/annotation.docx
@@ -9,7 +9,7 @@
       </w:pPr>
       <w:r>
         <w:rPr/>
-        <w:t>DEVELOPMENT OF A SECURE REMOTE VIRTUALIZATION SYSTEM WITH INTELLIGENT USER BEHAVIOR ANALYSIS</w:t>
+        <w:t xml:space="preserve">DEVELOPMENT OF A SECURE REMOTE VIRTUALIZATION SYSTEM </w:t>
       </w:r>
     </w:p>
     <w:p>
@@ -40,21 +40,7 @@
         </w:rPr>
         <w:t>Belarusian State University, Nezavisimosti Av., 4,</w:t>
         <w:br/>
-        <w:t xml:space="preserve">220030, Minsk, Belarus, </w:t>
-      </w:r>
-      <w:r>
-        <w:rPr>
-          <w:i/>
-          <w:sz w:val="24"/>
-        </w:rPr>
-        <w:t>rct.dubina</w:t>
-      </w:r>
-      <w:r>
-        <w:rPr>
-          <w:i/>
-          <w:sz w:val="24"/>
-        </w:rPr>
-        <w:t>@bsu.by</w:t>
+        <w:t>220030, Minsk, Belarus, rct.dubina@bsu.by</w:t>
       </w:r>
     </w:p>
     <w:p>
@@ -111,7 +97,7 @@
         <w:rPr>
           <w:lang w:val="ru-RU"/>
         </w:rPr>
-        <w:t>РАЗРАБОТКА ЗАЩИЩЁННОЙ СИСТЕМЫ УДАЛЁННОЙ ВИРТУАЛИЗАЦИИ С ИНТЕЛЛЕКТУАЛЬНЫМ АНАЛИЗОМ ПОВЕДЕНИЯ ПОЛЬЗОВАТЕЛЕЙ</w:t>
+        <w:t>РАЗРАБОТКА ЗАЩИЩЁННОЙ СИСТЕМЫ УДАЛЁННОЙ ВИРТУАЛИЗАЦИИ</w:t>
       </w:r>
     </w:p>
     <w:p>
@@ -234,6 +220,7 @@
         </w:tabs>
         <w:ind w:start="1080" w:hanging="360"/>
       </w:pPr>
+      <w:rPr/>
     </w:lvl>
     <w:lvl w:ilvl="2">
       <w:start w:val="1"/>
@@ -246,6 +233,7 @@
         </w:tabs>
         <w:ind w:start="1440" w:hanging="360"/>
       </w:pPr>
+      <w:rPr/>
     </w:lvl>
     <w:lvl w:ilvl="3">
       <w:start w:val="1"/>
@@ -258,6 +246,7 @@
         </w:tabs>
         <w:ind w:start="1800" w:hanging="360"/>
       </w:pPr>
+      <w:rPr/>
     </w:lvl>
     <w:lvl w:ilvl="4">
       <w:start w:val="1"/>
@@ -270,6 +259,7 @@
         </w:tabs>
         <w:ind w:start="2160" w:hanging="360"/>
       </w:pPr>
+      <w:rPr/>
     </w:lvl>
     <w:lvl w:ilvl="5">
       <w:start w:val="1"/>
@@ -282,6 +272,7 @@
         </w:tabs>
         <w:ind w:start="2520" w:hanging="360"/>
       </w:pPr>
+      <w:rPr/>
     </w:lvl>
     <w:lvl w:ilvl="6">
       <w:start w:val="1"/>
@@ -294,6 +285,7 @@
         </w:tabs>
         <w:ind w:start="2880" w:hanging="360"/>
       </w:pPr>
+      <w:rPr/>
     </w:lvl>
     <w:lvl w:ilvl="7">
       <w:start w:val="1"/>
@@ -306,6 +298,7 @@
         </w:tabs>
         <w:ind w:start="3240" w:hanging="360"/>
       </w:pPr>
+      <w:rPr/>
     </w:lvl>
     <w:lvl w:ilvl="8">
       <w:start w:val="1"/>
@@ -318,6 +311,7 @@
         </w:tabs>
         <w:ind w:start="3600" w:hanging="360"/>
       </w:pPr>
+      <w:rPr/>
     </w:lvl>
   </w:abstractNum>
   <w:abstractNum w:abstractNumId="2">
@@ -347,6 +341,7 @@
         </w:tabs>
         <w:ind w:start="1080" w:hanging="360"/>
       </w:pPr>
+      <w:rPr/>
     </w:lvl>
     <w:lvl w:ilvl="2">
       <w:start w:val="1"/>
@@ -359,6 +354,7 @@
         </w:tabs>
         <w:ind w:start="1440" w:hanging="360"/>
       </w:pPr>
+      <w:rPr/>
     </w:lvl>
     <w:lvl w:ilvl="3">
       <w:start w:val="1"/>
@@ -371,6 +367,7 @@
         </w:tabs>
         <w:ind w:start="1800" w:hanging="360"/>
       </w:pPr>
+      <w:rPr/>
     </w:lvl>
     <w:lvl w:ilvl="4">
       <w:start w:val="1"/>
@@ -383,6 +380,7 @@
         </w:tabs>
         <w:ind w:start="2160" w:hanging="360"/>
       </w:pPr>
+      <w:rPr/>
     </w:lvl>
     <w:lvl w:ilvl="5">
       <w:start w:val="1"/>
@@ -395,6 +393,7 @@
         </w:tabs>
         <w:ind w:start="2520" w:hanging="360"/>
       </w:pPr>
+      <w:rPr/>
     </w:lvl>
     <w:lvl w:ilvl="6">
       <w:start w:val="1"/>
@@ -407,6 +406,7 @@
         </w:tabs>
         <w:ind w:start="2880" w:hanging="360"/>
       </w:pPr>
+      <w:rPr/>
     </w:lvl>
     <w:lvl w:ilvl="7">
       <w:start w:val="1"/>
@@ -419,6 +419,7 @@
         </w:tabs>
         <w:ind w:start="3240" w:hanging="360"/>
       </w:pPr>
+      <w:rPr/>
     </w:lvl>
     <w:lvl w:ilvl="8">
       <w:start w:val="1"/>
@@ -431,6 +432,7 @@
         </w:tabs>
         <w:ind w:start="3600" w:hanging="360"/>
       </w:pPr>
+      <w:rPr/>
     </w:lvl>
   </w:abstractNum>
   <w:abstractNum w:abstractNumId="3">
@@ -460,6 +462,7 @@
         </w:tabs>
         <w:ind w:start="1080" w:hanging="360"/>
       </w:pPr>
+      <w:rPr/>
     </w:lvl>
     <w:lvl w:ilvl="2">
       <w:start w:val="1"/>
@@ -472,6 +475,7 @@
         </w:tabs>
         <w:ind w:start="1440" w:hanging="360"/>
       </w:pPr>
+      <w:rPr/>
     </w:lvl>
     <w:lvl w:ilvl="3">
       <w:start w:val="1"/>
@@ -484,6 +488,7 @@
         </w:tabs>
         <w:ind w:start="1800" w:hanging="360"/>
       </w:pPr>
+      <w:rPr/>
     </w:lvl>
     <w:lvl w:ilvl="4">
       <w:start w:val="1"/>
@@ -496,6 +501,7 @@
         </w:tabs>
         <w:ind w:start="2160" w:hanging="360"/>
       </w:pPr>
+      <w:rPr/>
     </w:lvl>
     <w:lvl w:ilvl="5">
       <w:start w:val="1"/>
@@ -508,6 +514,7 @@
         </w:tabs>
         <w:ind w:start="2520" w:hanging="360"/>
       </w:pPr>
+      <w:rPr/>
     </w:lvl>
     <w:lvl w:ilvl="6">
       <w:start w:val="1"/>
@@ -520,6 +527,7 @@
         </w:tabs>
         <w:ind w:start="2880" w:hanging="360"/>
       </w:pPr>
+      <w:rPr/>
     </w:lvl>
     <w:lvl w:ilvl="7">
       <w:start w:val="1"/>
@@ -532,6 +540,7 @@
         </w:tabs>
         <w:ind w:start="3240" w:hanging="360"/>
       </w:pPr>
+      <w:rPr/>
     </w:lvl>
     <w:lvl w:ilvl="8">
       <w:start w:val="1"/>
@@ -544,6 +553,7 @@
         </w:tabs>
         <w:ind w:start="3600" w:hanging="360"/>
       </w:pPr>
+      <w:rPr/>
     </w:lvl>
   </w:abstractNum>
   <w:abstractNum w:abstractNumId="4">
@@ -571,6 +581,7 @@
         </w:tabs>
         <w:ind w:start="1080" w:hanging="360"/>
       </w:pPr>
+      <w:rPr/>
     </w:lvl>
     <w:lvl w:ilvl="2">
       <w:start w:val="1"/>
@@ -583,6 +594,7 @@
         </w:tabs>
         <w:ind w:start="1440" w:hanging="360"/>
       </w:pPr>
+      <w:rPr/>
     </w:lvl>
     <w:lvl w:ilvl="3">
       <w:start w:val="1"/>
@@ -595,6 +607,7 @@
         </w:tabs>
         <w:ind w:start="1800" w:hanging="360"/>
       </w:pPr>
+      <w:rPr/>
     </w:lvl>
     <w:lvl w:ilvl="4">
       <w:start w:val="1"/>
@@ -607,6 +620,7 @@
         </w:tabs>
         <w:ind w:start="2160" w:hanging="360"/>
       </w:pPr>
+      <w:rPr/>
     </w:lvl>
     <w:lvl w:ilvl="5">
       <w:start w:val="1"/>
@@ -619,6 +633,7 @@
         </w:tabs>
         <w:ind w:start="2520" w:hanging="360"/>
       </w:pPr>
+      <w:rPr/>
     </w:lvl>
     <w:lvl w:ilvl="6">
       <w:start w:val="1"/>
@@ -631,6 +646,7 @@
         </w:tabs>
         <w:ind w:start="2880" w:hanging="360"/>
       </w:pPr>
+      <w:rPr/>
     </w:lvl>
     <w:lvl w:ilvl="7">
       <w:start w:val="1"/>
@@ -643,6 +659,7 @@
         </w:tabs>
         <w:ind w:start="3240" w:hanging="360"/>
       </w:pPr>
+      <w:rPr/>
     </w:lvl>
     <w:lvl w:ilvl="8">
       <w:start w:val="1"/>
@@ -655,6 +672,7 @@
         </w:tabs>
         <w:ind w:start="3600" w:hanging="360"/>
       </w:pPr>
+      <w:rPr/>
     </w:lvl>
   </w:abstractNum>
   <w:abstractNum w:abstractNumId="5">
@@ -682,6 +700,7 @@
         </w:tabs>
         <w:ind w:start="1080" w:hanging="360"/>
       </w:pPr>
+      <w:rPr/>
     </w:lvl>
     <w:lvl w:ilvl="2">
       <w:start w:val="1"/>
@@ -694,6 +713,7 @@
         </w:tabs>
         <w:ind w:start="1440" w:hanging="360"/>
       </w:pPr>
+      <w:rPr/>
     </w:lvl>
     <w:lvl w:ilvl="3">
       <w:start w:val="1"/>
@@ -706,6 +726,7 @@
         </w:tabs>
         <w:ind w:start="1800" w:hanging="360"/>
       </w:pPr>
+      <w:rPr/>
     </w:lvl>
     <w:lvl w:ilvl="4">
       <w:start w:val="1"/>
@@ -718,6 +739,7 @@
         </w:tabs>
         <w:ind w:start="2160" w:hanging="360"/>
       </w:pPr>
+      <w:rPr/>
     </w:lvl>
     <w:lvl w:ilvl="5">
       <w:start w:val="1"/>
@@ -730,6 +752,7 @@
         </w:tabs>
         <w:ind w:start="2520" w:hanging="360"/>
       </w:pPr>
+      <w:rPr/>
     </w:lvl>
     <w:lvl w:ilvl="6">
       <w:start w:val="1"/>
@@ -742,6 +765,7 @@
         </w:tabs>
         <w:ind w:start="2880" w:hanging="360"/>
       </w:pPr>
+      <w:rPr/>
     </w:lvl>
     <w:lvl w:ilvl="7">
       <w:start w:val="1"/>
@@ -754,6 +778,7 @@
         </w:tabs>
         <w:ind w:start="3240" w:hanging="360"/>
       </w:pPr>
+      <w:rPr/>
     </w:lvl>
     <w:lvl w:ilvl="8">
       <w:start w:val="1"/>
@@ -766,6 +791,7 @@
         </w:tabs>
         <w:ind w:start="3600" w:hanging="360"/>
       </w:pPr>
+      <w:rPr/>
     </w:lvl>
   </w:abstractNum>
   <w:abstractNum w:abstractNumId="6">
@@ -793,6 +819,7 @@
         </w:tabs>
         <w:ind w:start="1080" w:hanging="360"/>
       </w:pPr>
+      <w:rPr/>
     </w:lvl>
     <w:lvl w:ilvl="2">
       <w:start w:val="1"/>
@@ -805,6 +832,7 @@
         </w:tabs>
         <w:ind w:start="1440" w:hanging="360"/>
       </w:pPr>
+      <w:rPr/>
     </w:lvl>
     <w:lvl w:ilvl="3">
       <w:start w:val="1"/>
@@ -817,6 +845,7 @@
         </w:tabs>
         <w:ind w:start="1800" w:hanging="360"/>
       </w:pPr>
+      <w:rPr/>
     </w:lvl>
     <w:lvl w:ilvl="4">
       <w:start w:val="1"/>
@@ -829,6 +858,7 @@
         </w:tabs>
         <w:ind w:start="2160" w:hanging="360"/>
       </w:pPr>
+      <w:rPr/>
     </w:lvl>
     <w:lvl w:ilvl="5">
       <w:start w:val="1"/>
@@ -841,6 +871,7 @@
         </w:tabs>
         <w:ind w:start="2520" w:hanging="360"/>
       </w:pPr>
+      <w:rPr/>
     </w:lvl>
     <w:lvl w:ilvl="6">
       <w:start w:val="1"/>
@@ -853,6 +884,7 @@
         </w:tabs>
         <w:ind w:start="2880" w:hanging="360"/>
       </w:pPr>
+      <w:rPr/>
     </w:lvl>
     <w:lvl w:ilvl="7">
       <w:start w:val="1"/>
@@ -865,6 +897,7 @@
         </w:tabs>
         <w:ind w:start="3240" w:hanging="360"/>
       </w:pPr>
+      <w:rPr/>
     </w:lvl>
     <w:lvl w:ilvl="8">
       <w:start w:val="1"/>
@@ -877,6 +910,7 @@
         </w:tabs>
         <w:ind w:start="3600" w:hanging="360"/>
       </w:pPr>
+      <w:rPr/>
     </w:lvl>
   </w:abstractNum>
   <w:abstractNum w:abstractNumId="7">
@@ -1027,7 +1061,7 @@
   <w:docDefaults>
     <w:rPrDefault>
       <w:rPr>
-        <w:rFonts w:ascii="Cambria" w:hAnsi="Cambria" w:eastAsia="ＭＳ 明朝" w:cs="" w:asciiTheme="minorHAnsi" w:cstheme="minorBidi" w:eastAsiaTheme="minorEastAsia" w:hAnsiTheme="minorHAnsi"/>
+        <w:rFonts w:ascii="Cambria" w:hAnsi="Cambria" w:eastAsia="" w:cs="" w:asciiTheme="minorHAnsi" w:cstheme="minorBidi" w:eastAsiaTheme="minorEastAsia" w:hAnsiTheme="minorHAnsi"/>
         <w:sz w:val="22"/>
         <w:szCs w:val="22"/>
         <w:lang w:val="en-US" w:eastAsia="en-US" w:bidi="ar-SA"/>
@@ -1184,6 +1218,7 @@
     <w:rsid w:val="00fc693f"/>
     <w:pPr>
       <w:widowControl/>
+      <w:suppressAutoHyphens w:val="true"/>
       <w:bidi w:val="0"/>
       <w:spacing w:lineRule="auto" w:line="240" w:before="0" w:after="0"/>
       <w:ind w:firstLine="567"/>
@@ -1213,7 +1248,7 @@
       <w:outlineLvl w:val="0"/>
     </w:pPr>
     <w:rPr>
-      <w:rFonts w:ascii="Calibri" w:hAnsi="Calibri" w:eastAsia="ＭＳ ゴシック" w:cs="" w:asciiTheme="majorHAnsi" w:cstheme="majorBidi" w:eastAsiaTheme="majorEastAsia" w:hAnsiTheme="majorHAnsi"/>
+      <w:rFonts w:ascii="Calibri" w:hAnsi="Calibri" w:eastAsia="" w:cs="" w:asciiTheme="majorHAnsi" w:cstheme="majorBidi" w:eastAsiaTheme="majorEastAsia" w:hAnsiTheme="majorHAnsi"/>
       <w:b/>
       <w:bCs/>
       <w:color w:themeColor="accent1" w:themeShade="bf" w:val="365F91"/>
@@ -1237,7 +1272,7 @@
       <w:outlineLvl w:val="1"/>
     </w:pPr>
     <w:rPr>
-      <w:rFonts w:ascii="Calibri" w:hAnsi="Calibri" w:eastAsia="ＭＳ ゴシック" w:cs="" w:asciiTheme="majorHAnsi" w:cstheme="majorBidi" w:eastAsiaTheme="majorEastAsia" w:hAnsiTheme="majorHAnsi"/>
+      <w:rFonts w:ascii="Calibri" w:hAnsi="Calibri" w:eastAsia="" w:cs="" w:asciiTheme="majorHAnsi" w:cstheme="majorBidi" w:eastAsiaTheme="majorEastAsia" w:hAnsiTheme="majorHAnsi"/>
       <w:b/>
       <w:bCs/>
       <w:color w:themeColor="accent1" w:val="4F81BD"/>
@@ -1261,7 +1296,7 @@
       <w:outlineLvl w:val="2"/>
     </w:pPr>
     <w:rPr>
-      <w:rFonts w:ascii="Calibri" w:hAnsi="Calibri" w:eastAsia="ＭＳ ゴシック" w:cs="" w:asciiTheme="majorHAnsi" w:cstheme="majorBidi" w:eastAsiaTheme="majorEastAsia" w:hAnsiTheme="majorHAnsi"/>
+      <w:rFonts w:ascii="Calibri" w:hAnsi="Calibri" w:eastAsia="" w:cs="" w:asciiTheme="majorHAnsi" w:cstheme="majorBidi" w:eastAsiaTheme="majorEastAsia" w:hAnsiTheme="majorHAnsi"/>
       <w:b/>
       <w:bCs/>
       <w:color w:themeColor="accent1" w:val="4F81BD"/>
@@ -1284,7 +1319,7 @@
       <w:outlineLvl w:val="3"/>
     </w:pPr>
     <w:rPr>
-      <w:rFonts w:ascii="Calibri" w:hAnsi="Calibri" w:eastAsia="ＭＳ ゴシック" w:cs="" w:asciiTheme="majorHAnsi" w:cstheme="majorBidi" w:eastAsiaTheme="majorEastAsia" w:hAnsiTheme="majorHAnsi"/>
+      <w:rFonts w:ascii="Calibri" w:hAnsi="Calibri" w:eastAsia="" w:cs="" w:asciiTheme="majorHAnsi" w:cstheme="majorBidi" w:eastAsiaTheme="majorEastAsia" w:hAnsiTheme="majorHAnsi"/>
       <w:b/>
       <w:bCs/>
       <w:i/>
@@ -1309,7 +1344,7 @@
       <w:outlineLvl w:val="4"/>
     </w:pPr>
     <w:rPr>
-      <w:rFonts w:ascii="Calibri" w:hAnsi="Calibri" w:eastAsia="ＭＳ ゴシック" w:cs="" w:asciiTheme="majorHAnsi" w:cstheme="majorBidi" w:eastAsiaTheme="majorEastAsia" w:hAnsiTheme="majorHAnsi"/>
+      <w:rFonts w:ascii="Calibri" w:hAnsi="Calibri" w:eastAsia="" w:cs="" w:asciiTheme="majorHAnsi" w:cstheme="majorBidi" w:eastAsiaTheme="majorEastAsia" w:hAnsiTheme="majorHAnsi"/>
       <w:color w:themeColor="accent1" w:themeShade="7f" w:val="243F60"/>
     </w:rPr>
   </w:style>
@@ -1330,7 +1365,7 @@
       <w:outlineLvl w:val="5"/>
     </w:pPr>
     <w:rPr>
-      <w:rFonts w:ascii="Calibri" w:hAnsi="Calibri" w:eastAsia="ＭＳ ゴシック" w:cs="" w:asciiTheme="majorHAnsi" w:cstheme="majorBidi" w:eastAsiaTheme="majorEastAsia" w:hAnsiTheme="majorHAnsi"/>
+      <w:rFonts w:ascii="Calibri" w:hAnsi="Calibri" w:eastAsia="" w:cs="" w:asciiTheme="majorHAnsi" w:cstheme="majorBidi" w:eastAsiaTheme="majorEastAsia" w:hAnsiTheme="majorHAnsi"/>
       <w:i/>
       <w:iCs/>
       <w:color w:themeColor="accent1" w:themeShade="7f" w:val="243F60"/>
@@ -1353,7 +1388,7 @@
       <w:outlineLvl w:val="6"/>
     </w:pPr>
     <w:rPr>
-      <w:rFonts w:ascii="Calibri" w:hAnsi="Calibri" w:eastAsia="ＭＳ ゴシック" w:cs="" w:asciiTheme="majorHAnsi" w:cstheme="majorBidi" w:eastAsiaTheme="majorEastAsia" w:hAnsiTheme="majorHAnsi"/>
+      <w:rFonts w:ascii="Calibri" w:hAnsi="Calibri" w:eastAsia="" w:cs="" w:asciiTheme="majorHAnsi" w:cstheme="majorBidi" w:eastAsiaTheme="majorEastAsia" w:hAnsiTheme="majorHAnsi"/>
       <w:i/>
       <w:iCs/>
       <w:color w:themeColor="text1" w:themeTint="bf" w:val="404040"/>
@@ -1376,7 +1411,7 @@
       <w:outlineLvl w:val="7"/>
     </w:pPr>
     <w:rPr>
-      <w:rFonts w:ascii="Calibri" w:hAnsi="Calibri" w:eastAsia="ＭＳ ゴシック" w:cs="" w:asciiTheme="majorHAnsi" w:cstheme="majorBidi" w:eastAsiaTheme="majorEastAsia" w:hAnsiTheme="majorHAnsi"/>
+      <w:rFonts w:ascii="Calibri" w:hAnsi="Calibri" w:eastAsia="" w:cs="" w:asciiTheme="majorHAnsi" w:cstheme="majorBidi" w:eastAsiaTheme="majorEastAsia" w:hAnsiTheme="majorHAnsi"/>
       <w:color w:themeColor="accent1" w:val="4F81BD"/>
       <w:sz w:val="20"/>
       <w:szCs w:val="20"/>
@@ -1399,7 +1434,7 @@
       <w:outlineLvl w:val="8"/>
     </w:pPr>
     <w:rPr>
-      <w:rFonts w:ascii="Calibri" w:hAnsi="Calibri" w:eastAsia="ＭＳ ゴシック" w:cs="" w:asciiTheme="majorHAnsi" w:cstheme="majorBidi" w:eastAsiaTheme="majorEastAsia" w:hAnsiTheme="majorHAnsi"/>
+      <w:rFonts w:ascii="Calibri" w:hAnsi="Calibri" w:eastAsia="" w:cs="" w:asciiTheme="majorHAnsi" w:cstheme="majorBidi" w:eastAsiaTheme="majorEastAsia" w:hAnsiTheme="majorHAnsi"/>
       <w:i/>
       <w:iCs/>
       <w:color w:themeColor="text1" w:themeTint="bf" w:val="404040"/>
@@ -1441,7 +1476,7 @@
     <w:qFormat/>
     <w:rsid w:val="00fc693f"/>
     <w:rPr>
-      <w:rFonts w:ascii="Calibri" w:hAnsi="Calibri" w:eastAsia="ＭＳ ゴシック" w:cs="" w:asciiTheme="majorHAnsi" w:cstheme="majorBidi" w:eastAsiaTheme="majorEastAsia" w:hAnsiTheme="majorHAnsi"/>
+      <w:rFonts w:ascii="Calibri" w:hAnsi="Calibri" w:eastAsia="" w:cs="" w:asciiTheme="majorHAnsi" w:cstheme="majorBidi" w:eastAsiaTheme="majorEastAsia" w:hAnsiTheme="majorHAnsi"/>
       <w:b/>
       <w:bCs/>
       <w:color w:themeColor="accent1" w:themeShade="bf" w:val="365F91"/>
@@ -1457,7 +1492,7 @@
     <w:qFormat/>
     <w:rsid w:val="00fc693f"/>
     <w:rPr>
-      <w:rFonts w:ascii="Calibri" w:hAnsi="Calibri" w:eastAsia="ＭＳ ゴシック" w:cs="" w:asciiTheme="majorHAnsi" w:cstheme="majorBidi" w:eastAsiaTheme="majorEastAsia" w:hAnsiTheme="majorHAnsi"/>
+      <w:rFonts w:ascii="Calibri" w:hAnsi="Calibri" w:eastAsia="" w:cs="" w:asciiTheme="majorHAnsi" w:cstheme="majorBidi" w:eastAsiaTheme="majorEastAsia" w:hAnsiTheme="majorHAnsi"/>
       <w:b/>
       <w:bCs/>
       <w:color w:themeColor="accent1" w:val="4F81BD"/>
@@ -1473,7 +1508,7 @@
     <w:qFormat/>
     <w:rsid w:val="00fc693f"/>
     <w:rPr>
-      <w:rFonts w:ascii="Calibri" w:hAnsi="Calibri" w:eastAsia="ＭＳ ゴシック" w:cs="" w:asciiTheme="majorHAnsi" w:cstheme="majorBidi" w:eastAsiaTheme="majorEastAsia" w:hAnsiTheme="majorHAnsi"/>
+      <w:rFonts w:ascii="Calibri" w:hAnsi="Calibri" w:eastAsia="" w:cs="" w:asciiTheme="majorHAnsi" w:cstheme="majorBidi" w:eastAsiaTheme="majorEastAsia" w:hAnsiTheme="majorHAnsi"/>
       <w:b/>
       <w:bCs/>
       <w:color w:themeColor="accent1" w:val="4F81BD"/>
@@ -1487,7 +1522,7 @@
     <w:qFormat/>
     <w:rsid w:val="00fc693f"/>
     <w:rPr>
-      <w:rFonts w:ascii="Calibri" w:hAnsi="Calibri" w:eastAsia="ＭＳ ゴシック" w:cs="" w:asciiTheme="majorHAnsi" w:cstheme="majorBidi" w:eastAsiaTheme="majorEastAsia" w:hAnsiTheme="majorHAnsi"/>
+      <w:rFonts w:ascii="Calibri" w:hAnsi="Calibri" w:eastAsia="" w:cs="" w:asciiTheme="majorHAnsi" w:cstheme="majorBidi" w:eastAsiaTheme="majorEastAsia" w:hAnsiTheme="majorHAnsi"/>
       <w:color w:themeColor="text2" w:themeShade="bf" w:val="17365D"/>
       <w:spacing w:val="5"/>
       <w:kern w:val="2"/>
@@ -1503,7 +1538,7 @@
     <w:qFormat/>
     <w:rsid w:val="00fc693f"/>
     <w:rPr>
-      <w:rFonts w:ascii="Calibri" w:hAnsi="Calibri" w:eastAsia="ＭＳ ゴシック" w:cs="" w:asciiTheme="majorHAnsi" w:cstheme="majorBidi" w:eastAsiaTheme="majorEastAsia" w:hAnsiTheme="majorHAnsi"/>
+      <w:rFonts w:ascii="Calibri" w:hAnsi="Calibri" w:eastAsia="" w:cs="" w:asciiTheme="majorHAnsi" w:cstheme="majorBidi" w:eastAsiaTheme="majorEastAsia" w:hAnsiTheme="majorHAnsi"/>
       <w:i/>
       <w:iCs/>
       <w:color w:themeColor="accent1" w:val="4F81BD"/>
@@ -1576,7 +1611,7 @@
     <w:qFormat/>
     <w:rsid w:val="00fc693f"/>
     <w:rPr>
-      <w:rFonts w:ascii="Calibri" w:hAnsi="Calibri" w:eastAsia="ＭＳ ゴシック" w:cs="" w:asciiTheme="majorHAnsi" w:cstheme="majorBidi" w:eastAsiaTheme="majorEastAsia" w:hAnsiTheme="majorHAnsi"/>
+      <w:rFonts w:ascii="Calibri" w:hAnsi="Calibri" w:eastAsia="" w:cs="" w:asciiTheme="majorHAnsi" w:cstheme="majorBidi" w:eastAsiaTheme="majorEastAsia" w:hAnsiTheme="majorHAnsi"/>
       <w:b/>
       <w:bCs/>
       <w:i/>
@@ -1593,7 +1628,7 @@
     <w:qFormat/>
     <w:rsid w:val="00fc693f"/>
     <w:rPr>
-      <w:rFonts w:ascii="Calibri" w:hAnsi="Calibri" w:eastAsia="ＭＳ ゴシック" w:cs="" w:asciiTheme="majorHAnsi" w:cstheme="majorBidi" w:eastAsiaTheme="majorEastAsia" w:hAnsiTheme="majorHAnsi"/>
+      <w:rFonts w:ascii="Calibri" w:hAnsi="Calibri" w:eastAsia="" w:cs="" w:asciiTheme="majorHAnsi" w:cstheme="majorBidi" w:eastAsiaTheme="majorEastAsia" w:hAnsiTheme="majorHAnsi"/>
       <w:color w:themeColor="accent1" w:themeShade="7f" w:val="243F60"/>
     </w:rPr>
   </w:style>
@@ -1606,7 +1641,7 @@
     <w:qFormat/>
     <w:rsid w:val="00fc693f"/>
     <w:rPr>
-      <w:rFonts w:ascii="Calibri" w:hAnsi="Calibri" w:eastAsia="ＭＳ ゴシック" w:cs="" w:asciiTheme="majorHAnsi" w:cstheme="majorBidi" w:eastAsiaTheme="majorEastAsia" w:hAnsiTheme="majorHAnsi"/>
+      <w:rFonts w:ascii="Calibri" w:hAnsi="Calibri" w:eastAsia="" w:cs="" w:asciiTheme="majorHAnsi" w:cstheme="majorBidi" w:eastAsiaTheme="majorEastAsia" w:hAnsiTheme="majorHAnsi"/>
       <w:i/>
       <w:iCs/>
       <w:color w:themeColor="accent1" w:themeShade="7f" w:val="243F60"/>
@@ -1621,7 +1656,7 @@
     <w:qFormat/>
     <w:rsid w:val="00fc693f"/>
     <w:rPr>
-      <w:rFonts w:ascii="Calibri" w:hAnsi="Calibri" w:eastAsia="ＭＳ ゴシック" w:cs="" w:asciiTheme="majorHAnsi" w:cstheme="majorBidi" w:eastAsiaTheme="majorEastAsia" w:hAnsiTheme="majorHAnsi"/>
+      <w:rFonts w:ascii="Calibri" w:hAnsi="Calibri" w:eastAsia="" w:cs="" w:asciiTheme="majorHAnsi" w:cstheme="majorBidi" w:eastAsiaTheme="majorEastAsia" w:hAnsiTheme="majorHAnsi"/>
       <w:i/>
       <w:iCs/>
       <w:color w:themeColor="text1" w:themeTint="bf" w:val="404040"/>
@@ -1636,7 +1671,7 @@
     <w:qFormat/>
     <w:rsid w:val="00fc693f"/>
     <w:rPr>
-      <w:rFonts w:ascii="Calibri" w:hAnsi="Calibri" w:eastAsia="ＭＳ ゴシック" w:cs="" w:asciiTheme="majorHAnsi" w:cstheme="majorBidi" w:eastAsiaTheme="majorEastAsia" w:hAnsiTheme="majorHAnsi"/>
+      <w:rFonts w:ascii="Calibri" w:hAnsi="Calibri" w:eastAsia="" w:cs="" w:asciiTheme="majorHAnsi" w:cstheme="majorBidi" w:eastAsiaTheme="majorEastAsia" w:hAnsiTheme="majorHAnsi"/>
       <w:color w:themeColor="accent1" w:val="4F81BD"/>
       <w:sz w:val="20"/>
       <w:szCs w:val="20"/>
@@ -1651,7 +1686,7 @@
     <w:qFormat/>
     <w:rsid w:val="00fc693f"/>
     <w:rPr>
-      <w:rFonts w:ascii="Calibri" w:hAnsi="Calibri" w:eastAsia="ＭＳ ゴシック" w:cs="" w:asciiTheme="majorHAnsi" w:cstheme="majorBidi" w:eastAsiaTheme="majorEastAsia" w:hAnsiTheme="majorHAnsi"/>
+      <w:rFonts w:ascii="Calibri" w:hAnsi="Calibri" w:eastAsia="" w:cs="" w:asciiTheme="majorHAnsi" w:cstheme="majorBidi" w:eastAsiaTheme="majorEastAsia" w:hAnsiTheme="majorHAnsi"/>
       <w:i/>
       <w:iCs/>
       <w:color w:themeColor="text1" w:themeTint="bf" w:val="404040"/>
@@ -1881,12 +1916,13 @@
     <w:rsid w:val="00fc693f"/>
     <w:pPr>
       <w:widowControl/>
+      <w:suppressAutoHyphens w:val="true"/>
       <w:bidi w:val="0"/>
       <w:spacing w:lineRule="auto" w:line="240" w:before="0" w:after="0"/>
       <w:jc w:val="start"/>
     </w:pPr>
     <w:rPr>
-      <w:rFonts w:ascii="Cambria" w:hAnsi="Cambria" w:eastAsia="ＭＳ 明朝" w:cs="" w:asciiTheme="minorHAnsi" w:cstheme="minorBidi" w:eastAsiaTheme="minorEastAsia" w:hAnsiTheme="minorHAnsi"/>
+      <w:rFonts w:ascii="Cambria" w:hAnsi="Cambria" w:eastAsia="" w:cs="" w:asciiTheme="minorHAnsi" w:cstheme="minorBidi" w:eastAsiaTheme="minorEastAsia" w:hAnsiTheme="minorHAnsi"/>
       <w:color w:val="auto"/>
       <w:kern w:val="0"/>
       <w:sz w:val="22"/>
@@ -1910,7 +1946,7 @@
       <w:contextualSpacing/>
     </w:pPr>
     <w:rPr>
-      <w:rFonts w:ascii="Calibri" w:hAnsi="Calibri" w:eastAsia="ＭＳ ゴシック" w:cs="" w:asciiTheme="majorHAnsi" w:cstheme="majorBidi" w:eastAsiaTheme="majorEastAsia" w:hAnsiTheme="majorHAnsi"/>
+      <w:rFonts w:ascii="Calibri" w:hAnsi="Calibri" w:eastAsia="" w:cs="" w:asciiTheme="majorHAnsi" w:cstheme="majorBidi" w:eastAsiaTheme="majorEastAsia" w:hAnsiTheme="majorHAnsi"/>
       <w:color w:themeColor="text2" w:themeShade="bf" w:val="17365D"/>
       <w:spacing w:val="5"/>
       <w:kern w:val="2"/>
@@ -1928,7 +1964,7 @@
     <w:rsid w:val="00fc693f"/>
     <w:pPr/>
     <w:rPr>
-      <w:rFonts w:ascii="Calibri" w:hAnsi="Calibri" w:eastAsia="ＭＳ ゴシック" w:cs="" w:asciiTheme="majorHAnsi" w:cstheme="majorBidi" w:eastAsiaTheme="majorEastAsia" w:hAnsiTheme="majorHAnsi"/>
+      <w:rFonts w:ascii="Calibri" w:hAnsi="Calibri" w:eastAsia="" w:cs="" w:asciiTheme="majorHAnsi" w:cstheme="majorBidi" w:eastAsiaTheme="majorEastAsia" w:hAnsiTheme="majorHAnsi"/>
       <w:i/>
       <w:iCs/>
       <w:color w:themeColor="accent1" w:val="4F81BD"/>
@@ -2161,12 +2197,13 @@
         <w:tab w:val="left" w:pos="3456" w:leader="none"/>
         <w:tab w:val="left" w:pos="4032" w:leader="none"/>
       </w:tabs>
+      <w:suppressAutoHyphens w:val="true"/>
       <w:bidi w:val="0"/>
       <w:spacing w:lineRule="auto" w:line="276" w:before="0" w:after="200"/>
       <w:jc w:val="start"/>
     </w:pPr>
     <w:rPr>
-      <w:rFonts w:ascii="Courier" w:hAnsi="Courier" w:eastAsia="ＭＳ 明朝" w:cs="" w:cstheme="minorBidi" w:eastAsiaTheme="minorEastAsia"/>
+      <w:rFonts w:ascii="Courier" w:hAnsi="Courier" w:eastAsia="" w:cs="" w:cstheme="minorBidi" w:eastAsiaTheme="minorEastAsia"/>
       <w:color w:val="auto"/>
       <w:kern w:val="0"/>
       <w:sz w:val="20"/>
@@ -2237,6 +2274,7 @@
     <w:qFormat/>
     <w:pPr>
       <w:widowControl/>
+      <w:suppressAutoHyphens w:val="true"/>
       <w:bidi w:val="0"/>
       <w:spacing w:lineRule="auto" w:line="240" w:before="0" w:after="240"/>
       <w:jc w:val="center"/>
@@ -2257,6 +2295,7 @@
     <w:qFormat/>
     <w:pPr>
       <w:widowControl/>
+      <w:suppressAutoHyphens w:val="true"/>
       <w:bidi w:val="0"/>
       <w:spacing w:lineRule="auto" w:line="240" w:before="0" w:after="0"/>
       <w:jc w:val="center"/>
@@ -2276,6 +2315,7 @@
     <w:qFormat/>
     <w:pPr>
       <w:widowControl/>
+      <w:suppressAutoHyphens w:val="true"/>
       <w:bidi w:val="0"/>
       <w:spacing w:lineRule="auto" w:line="240" w:before="0" w:after="240"/>
       <w:jc w:val="center"/>
@@ -2295,6 +2335,7 @@
     <w:qFormat/>
     <w:pPr>
       <w:widowControl/>
+      <w:suppressAutoHyphens w:val="true"/>
       <w:bidi w:val="0"/>
       <w:spacing w:lineRule="auto" w:line="240" w:before="0" w:after="120"/>
       <w:ind w:firstLine="567"/>
@@ -2314,6 +2355,7 @@
     <w:qFormat/>
     <w:pPr>
       <w:widowControl/>
+      <w:suppressAutoHyphens w:val="true"/>
       <w:bidi w:val="0"/>
       <w:spacing w:lineRule="auto" w:line="240" w:before="0" w:after="360"/>
       <w:ind w:firstLine="567"/>
@@ -5460,7 +5502,6 @@
       <w:pPr>
         <w:spacing w:before="0" w:after="0" w:line="240" w:lineRule="auto"/>
       </w:pPr>
-      <w:rPr/>
       <w:tblPr/>
       <w:tcPr>
         <w:tcBorders>
@@ -5606,7 +5647,6 @@
       <w:pPr>
         <w:spacing w:before="0" w:after="0" w:line="240" w:lineRule="auto"/>
       </w:pPr>
-      <w:rPr/>
       <w:tblPr/>
       <w:tcPr>
         <w:tcBorders>
@@ -5752,7 +5792,6 @@
       <w:pPr>
         <w:spacing w:before="0" w:after="0" w:line="240" w:lineRule="auto"/>
       </w:pPr>
-      <w:rPr/>
       <w:tblPr/>
       <w:tcPr>
         <w:tcBorders>
@@ -5898,7 +5937,6 @@
       <w:pPr>
         <w:spacing w:before="0" w:after="0" w:line="240" w:lineRule="auto"/>
       </w:pPr>
-      <w:rPr/>
       <w:tblPr/>
       <w:tcPr>
         <w:tcBorders>
@@ -6044,7 +6082,6 @@
       <w:pPr>
         <w:spacing w:before="0" w:after="0" w:line="240" w:lineRule="auto"/>
       </w:pPr>
-      <w:rPr/>
       <w:tblPr/>
       <w:tcPr>
         <w:tcBorders>
@@ -6190,7 +6227,6 @@
       <w:pPr>
         <w:spacing w:before="0" w:after="0" w:line="240" w:lineRule="auto"/>
       </w:pPr>
-      <w:rPr/>
       <w:tblPr/>
       <w:tcPr>
         <w:tcBorders>
@@ -6336,7 +6372,6 @@
       <w:pPr>
         <w:spacing w:before="0" w:after="0" w:line="240" w:lineRule="auto"/>
       </w:pPr>
-      <w:rPr/>
       <w:tblPr/>
       <w:tcPr>
         <w:tcBorders>
